--- a/По_частям/Часть_4_Заключение_Литература.docx
+++ b/По_частям/Часть_4_Заключение_Литература.docx
@@ -859,7 +859,7 @@
     </w:rPrDefault>
     <w:pPrDefault>
       <w:pPr>
-        <w:spacing w:after="200" w:line="276" w:lineRule="auto"/>
+        <w:spacing w:before="0" w:beforeAutospacing="0" w:after="0" w:afterAutospacing="0" w:line="360" w:lineRule="auto"/>
       </w:pPr>
     </w:pPrDefault>
   </w:docDefaults>
@@ -1013,6 +1013,7 @@
       <w:rFonts w:ascii="Times New Roman" w:hAnsi="Times New Roman"/>
       <w:color w:val="000000"/>
       <w:sz w:val="28"/>
+      <w:szCs w:val="28"/>
     </w:rPr>
   </w:style>
   <w:style w:type="paragraph" w:styleId="Header">
